--- a/rediseno_2026/11. Implementación del proyecto curricular.docx
+++ b/rediseno_2026/11. Implementación del proyecto curricular.docx
@@ -5400,7 +5400,7 @@
                 <w:i w:val="0"/>
                 <w:sz w:val="18"/>
               </w:rPr>
-              <w:t>70 puestos en el Edificio Nava Morales y 36 en el Monoblock Central, de los cuales 20 están completos</w:t>
+              <w:t>70 puestos en el Edificio Nava Morales y 36 en el Monoblock Central, donde 24 de las 27 computadoras están en mal estado</w:t>
             </w:r>
           </w:p>
         </w:tc>
